--- a/assets/docs/songwoojin-resume.docx
+++ b/assets/docs/songwoojin-resume.docx
@@ -127,9 +127,8 @@
             <w:r>
               <w:rPr>
                 <w:b w:val="0"/>
-                <w:highlight w:val="yellow"/>
               </w:rPr>
-              <w:t>[입력: 사이트 주소 https://...]</w:t>
+              <w:t>https://woojin-00.github.io/PORTFOLIO/</w:t>
             </w:r>
           </w:p>
         </w:tc>

--- a/assets/docs/songwoojin-resume.docx
+++ b/assets/docs/songwoojin-resume.docx
@@ -128,7 +128,7 @@
               <w:rPr>
                 <w:b w:val="0"/>
               </w:rPr>
-              <w:t>https://woojin-00.github.io/PORTFOLIO/</w:t>
+              <w:t>https://portfolio-ashen-phi-54.vercel.app/</w:t>
             </w:r>
           </w:p>
         </w:tc>
